--- a/docs/antigas/Lista01-2026.docx
+++ b/docs/antigas/Lista01-2026.docx
@@ -812,6 +812,7 @@
                                 <w:sz w:val="44"/>
                               </w:rPr>
                             </w:pPr>
+                            <w:proofErr w:type="spellStart"/>
                             <w:r>
                               <w:rPr>
                                 <w:rFonts w:ascii="Arial" w:hAnsi="Arial" w:cs="Arial"/>
@@ -821,6 +822,7 @@
                               </w:rPr>
                               <w:t>unesp</w:t>
                             </w:r>
+                            <w:proofErr w:type="spellEnd"/>
                           </w:p>
                         </w:txbxContent>
                       </wps:txbx>
@@ -1590,7 +1592,7 @@
       <m:oMath>
         <m:r>
           <m:rPr>
-            <m:sty m:val="b"/>
+            <m:sty m:val="p"/>
           </m:rPr>
           <w:rPr>
             <w:rFonts w:ascii="Cambria Math"/>
@@ -1601,7 +1603,7 @@
         </m:r>
         <m:r>
           <m:rPr>
-            <m:sty m:val="b"/>
+            <m:sty m:val="p"/>
           </m:rPr>
           <w:rPr>
             <w:rFonts w:ascii="Cambria Math" w:hAnsi="Cambria Math"/>
@@ -1612,7 +1614,7 @@
         </m:r>
         <m:r>
           <m:rPr>
-            <m:sty m:val="b"/>
+            <m:sty m:val="p"/>
           </m:rPr>
           <w:rPr>
             <w:rFonts w:ascii="Cambria Math"/>
@@ -1651,9 +1653,6 @@
       </w:r>
       <m:oMath>
         <m:r>
-          <m:rPr>
-            <m:sty m:val="bi"/>
-          </m:rPr>
           <w:rPr>
             <w:rFonts w:ascii="Cambria Math"/>
             <w:sz w:val="24"/>
@@ -1676,9 +1675,6 @@
           </m:sSubPr>
           <m:e>
             <m:r>
-              <m:rPr>
-                <m:sty m:val="bi"/>
-              </m:rPr>
               <w:rPr>
                 <w:rFonts w:ascii="Cambria Math"/>
                 <w:sz w:val="24"/>
@@ -1689,9 +1685,6 @@
           </m:e>
           <m:sub>
             <m:r>
-              <m:rPr>
-                <m:sty m:val="bi"/>
-              </m:rPr>
               <w:rPr>
                 <w:rFonts w:ascii="Cambria Math"/>
                 <w:sz w:val="24"/>
@@ -1702,9 +1695,6 @@
           </m:sub>
         </m:sSub>
         <m:r>
-          <m:rPr>
-            <m:sty m:val="bi"/>
-          </m:rPr>
           <w:rPr>
             <w:rFonts w:ascii="Cambria Math"/>
             <w:sz w:val="24"/>
@@ -1742,9 +1732,6 @@
       </w:r>
       <m:oMath>
         <m:r>
-          <m:rPr>
-            <m:sty m:val="bi"/>
-          </m:rPr>
           <w:rPr>
             <w:rFonts w:ascii="Cambria Math"/>
             <w:sz w:val="24"/>
@@ -1796,9 +1783,6 @@
           </m:sSupPr>
           <m:e>
             <m:r>
-              <m:rPr>
-                <m:sty m:val="bi"/>
-              </m:rPr>
               <w:rPr>
                 <w:rFonts w:ascii="Cambria Math"/>
                 <w:sz w:val="24"/>
@@ -1809,9 +1793,6 @@
           </m:e>
           <m:sup>
             <m:r>
-              <m:rPr>
-                <m:sty m:val="bi"/>
-              </m:rPr>
               <w:rPr>
                 <w:rFonts w:ascii="Cambria Math"/>
                 <w:sz w:val="24"/>
@@ -1876,9 +1857,6 @@
           <m:deg/>
           <m:e>
             <m:r>
-              <m:rPr>
-                <m:sty m:val="bi"/>
-              </m:rPr>
               <w:rPr>
                 <w:rFonts w:ascii="Cambria Math"/>
                 <w:sz w:val="24"/>
@@ -1932,9 +1910,6 @@
           </m:fPr>
           <m:num>
             <m:r>
-              <m:rPr>
-                <m:sty m:val="bi"/>
-              </m:rPr>
               <w:rPr>
                 <w:rFonts w:ascii="Cambria Math"/>
                 <w:sz w:val="24"/>
@@ -1943,9 +1918,6 @@
               <m:t>25+60</m:t>
             </m:r>
             <m:r>
-              <m:rPr>
-                <m:sty m:val="bi"/>
-              </m:rPr>
               <w:rPr>
                 <w:rFonts w:ascii="Cambria Math"/>
                 <w:sz w:val="24"/>
@@ -1954,9 +1926,6 @@
               <m:t>×</m:t>
             </m:r>
             <m:r>
-              <m:rPr>
-                <m:sty m:val="bi"/>
-              </m:rPr>
               <w:rPr>
                 <w:rFonts w:ascii="Cambria Math"/>
                 <w:sz w:val="24"/>
@@ -1967,9 +1936,6 @@
           </m:num>
           <m:den>
             <m:r>
-              <m:rPr>
-                <m:sty m:val="bi"/>
-              </m:rPr>
               <w:rPr>
                 <w:rFonts w:ascii="Cambria Math"/>
                 <w:sz w:val="24"/>
@@ -1978,9 +1944,6 @@
               <m:t>(14</m:t>
             </m:r>
             <m:r>
-              <m:rPr>
-                <m:sty m:val="bi"/>
-              </m:rPr>
               <w:rPr>
                 <w:rFonts w:ascii="Cambria Math"/>
                 <w:sz w:val="24"/>
@@ -1989,9 +1952,6 @@
               <m:t>-</m:t>
             </m:r>
             <m:r>
-              <m:rPr>
-                <m:sty m:val="bi"/>
-              </m:rPr>
               <w:rPr>
                 <w:rFonts w:ascii="Cambria Math"/>
                 <w:sz w:val="24"/>
@@ -2014,9 +1974,6 @@
               </m:sSupPr>
               <m:e>
                 <m:r>
-                  <m:rPr>
-                    <m:sty m:val="bi"/>
-                  </m:rPr>
                   <w:rPr>
                     <w:rFonts w:ascii="Cambria Math"/>
                     <w:sz w:val="24"/>
@@ -2027,9 +1984,6 @@
               </m:e>
               <m:sup>
                 <m:r>
-                  <m:rPr>
-                    <m:sty m:val="bi"/>
-                  </m:rPr>
                   <w:rPr>
                     <w:rFonts w:ascii="Cambria Math"/>
                     <w:sz w:val="24"/>
@@ -2120,9 +2074,6 @@
       </w:r>
       <m:oMath>
         <m:r>
-          <m:rPr>
-            <m:sty m:val="bi"/>
-          </m:rPr>
           <w:rPr>
             <w:rFonts w:ascii="Cambria Math"/>
             <w:sz w:val="24"/>
@@ -2145,9 +2096,6 @@
           </m:fPr>
           <m:num>
             <m:r>
-              <m:rPr>
-                <m:sty m:val="bi"/>
-              </m:rPr>
               <w:rPr>
                 <w:rFonts w:ascii="Cambria Math"/>
                 <w:sz w:val="24"/>
@@ -2156,9 +2104,6 @@
               <m:t>60</m:t>
             </m:r>
             <m:r>
-              <m:rPr>
-                <m:sty m:val="bi"/>
-              </m:rPr>
               <w:rPr>
                 <w:rFonts w:ascii="Cambria Math"/>
                 <w:sz w:val="24"/>
@@ -2167,9 +2112,6 @@
               <m:t>×</m:t>
             </m:r>
             <m:r>
-              <m:rPr>
-                <m:sty m:val="bi"/>
-              </m:rPr>
               <w:rPr>
                 <w:rFonts w:ascii="Cambria Math"/>
                 <w:sz w:val="24"/>
@@ -2180,9 +2122,6 @@
           </m:num>
           <m:den>
             <m:r>
-              <m:rPr>
-                <m:sty m:val="bi"/>
-              </m:rPr>
               <w:rPr>
                 <w:rFonts w:ascii="Cambria Math"/>
                 <w:sz w:val="24"/>
@@ -2191,9 +2130,6 @@
               <m:t>(14</m:t>
             </m:r>
             <m:r>
-              <m:rPr>
-                <m:sty m:val="bi"/>
-              </m:rPr>
               <w:rPr>
                 <w:rFonts w:ascii="Cambria Math"/>
                 <w:sz w:val="24"/>
@@ -2202,9 +2138,6 @@
               <m:t>-</m:t>
             </m:r>
             <m:r>
-              <m:rPr>
-                <m:sty m:val="bi"/>
-              </m:rPr>
               <w:rPr>
                 <w:rFonts w:ascii="Cambria Math"/>
                 <w:sz w:val="24"/>
@@ -2227,9 +2160,6 @@
               </m:sSupPr>
               <m:e>
                 <m:r>
-                  <m:rPr>
-                    <m:sty m:val="bi"/>
-                  </m:rPr>
                   <w:rPr>
                     <w:rFonts w:ascii="Cambria Math"/>
                     <w:sz w:val="24"/>
@@ -2240,9 +2170,6 @@
               </m:e>
               <m:sup>
                 <m:r>
-                  <m:rPr>
-                    <m:sty m:val="bi"/>
-                  </m:rPr>
                   <w:rPr>
                     <w:rFonts w:ascii="Cambria Math"/>
                     <w:sz w:val="24"/>
@@ -2293,9 +2220,6 @@
       </w:r>
       <m:oMath>
         <m:r>
-          <m:rPr>
-            <m:sty m:val="bi"/>
-          </m:rPr>
           <w:rPr>
             <w:rFonts w:ascii="Cambria Math" w:hAnsi="Cambria Math"/>
             <w:sz w:val="24"/>
@@ -2318,9 +2242,6 @@
           </m:sSupPr>
           <m:e>
             <m:r>
-              <m:rPr>
-                <m:sty m:val="bi"/>
-              </m:rPr>
               <w:rPr>
                 <w:rFonts w:ascii="Cambria Math" w:hAnsi="Cambria Math"/>
                 <w:sz w:val="24"/>
@@ -2331,9 +2252,6 @@
           </m:e>
           <m:sup>
             <m:r>
-              <m:rPr>
-                <m:sty m:val="bi"/>
-              </m:rPr>
               <w:rPr>
                 <w:rFonts w:ascii="Cambria Math" w:hAnsi="Cambria Math"/>
                 <w:sz w:val="24"/>
@@ -2344,9 +2262,6 @@
           </m:sup>
         </m:sSup>
         <m:r>
-          <m:rPr>
-            <m:sty m:val="bi"/>
-          </m:rPr>
           <w:rPr>
             <w:rFonts w:ascii="Cambria Math" w:hAnsi="Cambria Math"/>
             <w:sz w:val="24"/>
@@ -2401,9 +2316,6 @@
           </m:fPr>
           <m:num>
             <m:r>
-              <m:rPr>
-                <m:sty m:val="bi"/>
-              </m:rPr>
               <w:rPr>
                 <w:rFonts w:ascii="Cambria Math"/>
                 <w:sz w:val="24"/>
@@ -2430,26 +2342,12 @@
               <m:deg/>
               <m:e>
                 <m:r>
-                  <m:rPr>
-                    <m:sty m:val="bi"/>
-                  </m:rPr>
                   <w:rPr>
                     <w:rFonts w:ascii="Cambria Math"/>
                     <w:sz w:val="24"/>
                     <w:szCs w:val="24"/>
                   </w:rPr>
-                  <m:t>2</m:t>
-                </m:r>
-                <m:r>
-                  <m:rPr>
-                    <m:sty m:val="bi"/>
-                  </m:rPr>
-                  <w:rPr>
-                    <w:rFonts w:ascii="Cambria Math"/>
-                    <w:sz w:val="24"/>
-                    <w:szCs w:val="24"/>
-                  </w:rPr>
-                  <m:t>π</m:t>
+                  <m:t>2π</m:t>
                 </m:r>
               </m:e>
             </m:rad>
@@ -2470,9 +2368,6 @@
           </m:sSupPr>
           <m:e>
             <m:r>
-              <m:rPr>
-                <m:sty m:val="bi"/>
-              </m:rPr>
               <w:rPr>
                 <w:rFonts w:ascii="Cambria Math"/>
                 <w:sz w:val="24"/>
@@ -2483,9 +2378,6 @@
           </m:e>
           <m:sup>
             <m:r>
-              <m:rPr>
-                <m:sty m:val="bi"/>
-              </m:rPr>
               <w:rPr>
                 <w:rFonts w:ascii="Cambria Math"/>
                 <w:sz w:val="24"/>
@@ -2508,9 +2400,6 @@
               </m:fPr>
               <m:num>
                 <m:r>
-                  <m:rPr>
-                    <m:sty m:val="bi"/>
-                  </m:rPr>
                   <w:rPr>
                     <w:rFonts w:ascii="Cambria Math"/>
                     <w:sz w:val="24"/>
@@ -2521,9 +2410,6 @@
               </m:num>
               <m:den>
                 <m:r>
-                  <m:rPr>
-                    <m:sty m:val="bi"/>
-                  </m:rPr>
                   <w:rPr>
                     <w:rFonts w:ascii="Cambria Math"/>
                     <w:sz w:val="24"/>
@@ -2534,9 +2420,6 @@
               </m:den>
             </m:f>
             <m:r>
-              <m:rPr>
-                <m:sty m:val="bi"/>
-              </m:rPr>
               <w:rPr>
                 <w:rFonts w:ascii="Cambria Math"/>
                 <w:sz w:val="24"/>
@@ -2559,9 +2442,6 @@
               </m:sSupPr>
               <m:e>
                 <m:r>
-                  <m:rPr>
-                    <m:sty m:val="bi"/>
-                  </m:rPr>
                   <w:rPr>
                     <w:rFonts w:ascii="Cambria Math"/>
                     <w:sz w:val="24"/>
@@ -2572,9 +2452,6 @@
               </m:e>
               <m:sup>
                 <m:r>
-                  <m:rPr>
-                    <m:sty m:val="bi"/>
-                  </m:rPr>
                   <w:rPr>
                     <w:rFonts w:ascii="Cambria Math"/>
                     <w:sz w:val="24"/>
@@ -2641,9 +2518,6 @@
           </m:fPr>
           <m:num>
             <m:r>
-              <m:rPr>
-                <m:sty m:val="bi"/>
-              </m:rPr>
               <w:rPr>
                 <w:rFonts w:ascii="Cambria Math"/>
                 <w:sz w:val="24"/>
@@ -2652,9 +2526,6 @@
               <m:t>30,56</m:t>
             </m:r>
             <m:r>
-              <m:rPr>
-                <m:sty m:val="bi"/>
-              </m:rPr>
               <w:rPr>
                 <w:rFonts w:ascii="Cambria Math"/>
                 <w:sz w:val="24"/>
@@ -2663,9 +2534,6 @@
               <m:t>-</m:t>
             </m:r>
             <m:r>
-              <m:rPr>
-                <m:sty m:val="bi"/>
-              </m:rPr>
               <w:rPr>
                 <w:rFonts w:ascii="Cambria Math"/>
                 <w:sz w:val="24"/>
@@ -2690,9 +2558,6 @@
               </m:fPr>
               <m:num>
                 <m:r>
-                  <m:rPr>
-                    <m:sty m:val="bi"/>
-                  </m:rPr>
                   <w:rPr>
                     <w:rFonts w:ascii="Cambria Math"/>
                     <w:sz w:val="24"/>
@@ -2719,9 +2584,6 @@
                   <m:deg/>
                   <m:e>
                     <m:r>
-                      <m:rPr>
-                        <m:sty m:val="bi"/>
-                      </m:rPr>
                       <w:rPr>
                         <w:rFonts w:ascii="Cambria Math"/>
                         <w:sz w:val="24"/>
@@ -2823,9 +2685,6 @@
                       </m:dPr>
                       <m:e>
                         <m:r>
-                          <m:rPr>
-                            <m:sty m:val="bi"/>
-                          </m:rPr>
                           <w:rPr>
                             <w:rFonts w:ascii="Cambria Math"/>
                             <w:sz w:val="24"/>
@@ -2834,9 +2693,6 @@
                           <m:t>0,4</m:t>
                         </m:r>
                         <m:r>
-                          <m:rPr>
-                            <m:sty m:val="bi"/>
-                          </m:rPr>
                           <w:rPr>
                             <w:rFonts w:ascii="Cambria Math"/>
                             <w:sz w:val="24"/>
@@ -2845,9 +2701,6 @@
                           <m:t>-</m:t>
                         </m:r>
                         <m:r>
-                          <m:rPr>
-                            <m:sty m:val="bi"/>
-                          </m:rPr>
                           <w:rPr>
                             <w:rFonts w:ascii="Cambria Math"/>
                             <w:sz w:val="24"/>
@@ -2860,9 +2713,6 @@
                   </m:num>
                   <m:den>
                     <m:r>
-                      <m:rPr>
-                        <m:sty m:val="bi"/>
-                      </m:rPr>
                       <w:rPr>
                         <w:rFonts w:ascii="Cambria Math"/>
                         <w:sz w:val="24"/>
@@ -2875,9 +2725,6 @@
               </m:e>
             </m:d>
             <m:r>
-              <m:rPr>
-                <m:sty m:val="bi"/>
-              </m:rPr>
               <w:rPr>
                 <w:rFonts w:ascii="Cambria Math"/>
                 <w:sz w:val="24"/>
@@ -2886,9 +2733,6 @@
               <m:t>-</m:t>
             </m:r>
             <m:r>
-              <m:rPr>
-                <m:sty m:val="bi"/>
-              </m:rPr>
               <w:rPr>
                 <w:rFonts w:ascii="Cambria Math"/>
                 <w:sz w:val="24"/>
@@ -2929,9 +2773,6 @@
                   </m:fPr>
                   <m:num>
                     <m:r>
-                      <m:rPr>
-                        <m:sty m:val="bi"/>
-                      </m:rPr>
                       <w:rPr>
                         <w:rFonts w:ascii="Cambria Math"/>
                         <w:sz w:val="24"/>
@@ -2940,9 +2781,6 @@
                       <m:t>0,7(1</m:t>
                     </m:r>
                     <m:r>
-                      <m:rPr>
-                        <m:sty m:val="bi"/>
-                      </m:rPr>
                       <w:rPr>
                         <w:rFonts w:ascii="Cambria Math"/>
                         <w:sz w:val="24"/>
@@ -2951,9 +2789,6 @@
                       <m:t>-</m:t>
                     </m:r>
                     <m:r>
-                      <m:rPr>
-                        <m:sty m:val="bi"/>
-                      </m:rPr>
                       <w:rPr>
                         <w:rFonts w:ascii="Cambria Math"/>
                         <w:sz w:val="24"/>
@@ -2964,9 +2799,6 @@
                   </m:num>
                   <m:den>
                     <m:r>
-                      <m:rPr>
-                        <m:sty m:val="bi"/>
-                      </m:rPr>
                       <w:rPr>
                         <w:rFonts w:ascii="Cambria Math"/>
                         <w:sz w:val="24"/>
@@ -3201,7 +3033,16 @@
           <w:sz w:val="24"/>
           <w:szCs w:val="24"/>
         </w:rPr>
-        <w:t xml:space="preserve">a) </w:t>
+        <w:t>a)</w:t>
+      </w:r>
+      <w:r>
+        <w:rPr>
+          <w:b w:val="0"/>
+          <w:bCs w:val="0"/>
+          <w:sz w:val="24"/>
+          <w:szCs w:val="24"/>
+        </w:rPr>
+        <w:t xml:space="preserve"> </w:t>
       </w:r>
       <m:oMath>
         <m:nary>
@@ -3220,9 +3061,6 @@
           </m:naryPr>
           <m:sub>
             <m:r>
-              <m:rPr>
-                <m:sty m:val="bi"/>
-              </m:rPr>
               <w:rPr>
                 <w:rFonts w:ascii="Cambria Math"/>
                 <w:sz w:val="24"/>
@@ -3233,9 +3071,6 @@
           </m:sub>
           <m:sup>
             <m:r>
-              <m:rPr>
-                <m:sty m:val="bi"/>
-              </m:rPr>
               <w:rPr>
                 <w:rFonts w:ascii="Cambria Math"/>
                 <w:sz w:val="24"/>
@@ -3260,9 +3095,6 @@
               </m:sSubPr>
               <m:e>
                 <m:r>
-                  <m:rPr>
-                    <m:sty m:val="bi"/>
-                  </m:rPr>
                   <w:rPr>
                     <w:rFonts w:ascii="Cambria Math"/>
                     <w:sz w:val="24"/>
@@ -3273,9 +3105,6 @@
               </m:e>
               <m:sub>
                 <m:r>
-                  <m:rPr>
-                    <m:sty m:val="bi"/>
-                  </m:rPr>
                   <w:rPr>
                     <w:rFonts w:ascii="Cambria Math"/>
                     <w:sz w:val="24"/>
@@ -3345,9 +3174,6 @@
           </m:naryPr>
           <m:sub>
             <m:r>
-              <m:rPr>
-                <m:sty m:val="bi"/>
-              </m:rPr>
               <w:rPr>
                 <w:rFonts w:ascii="Cambria Math"/>
                 <w:sz w:val="24"/>
@@ -3358,9 +3184,6 @@
           </m:sub>
           <m:sup>
             <m:r>
-              <m:rPr>
-                <m:sty m:val="bi"/>
-              </m:rPr>
               <w:rPr>
                 <w:rFonts w:ascii="Cambria Math"/>
                 <w:sz w:val="24"/>
@@ -3385,9 +3208,6 @@
               </m:sSubSupPr>
               <m:e>
                 <m:r>
-                  <m:rPr>
-                    <m:sty m:val="bi"/>
-                  </m:rPr>
                   <w:rPr>
                     <w:rFonts w:ascii="Cambria Math"/>
                     <w:sz w:val="24"/>
@@ -3398,9 +3218,6 @@
               </m:e>
               <m:sub>
                 <m:r>
-                  <m:rPr>
-                    <m:sty m:val="bi"/>
-                  </m:rPr>
                   <w:rPr>
                     <w:rFonts w:ascii="Cambria Math"/>
                     <w:sz w:val="24"/>
@@ -3411,9 +3228,6 @@
               </m:sub>
               <m:sup>
                 <m:r>
-                  <m:rPr>
-                    <m:sty m:val="bi"/>
-                  </m:rPr>
                   <w:rPr>
                     <w:rFonts w:ascii="Cambria Math"/>
                     <w:sz w:val="24"/>
@@ -3520,9 +3334,6 @@
                   </m:naryPr>
                   <m:sub>
                     <m:r>
-                      <m:rPr>
-                        <m:sty m:val="bi"/>
-                      </m:rPr>
                       <w:rPr>
                         <w:rFonts w:ascii="Cambria Math"/>
                         <w:sz w:val="24"/>
@@ -3533,9 +3344,6 @@
                   </m:sub>
                   <m:sup>
                     <m:r>
-                      <m:rPr>
-                        <m:sty m:val="bi"/>
-                      </m:rPr>
                       <w:rPr>
                         <w:rFonts w:ascii="Cambria Math"/>
                         <w:sz w:val="24"/>
@@ -3560,9 +3368,6 @@
                       </m:sSubPr>
                       <m:e>
                         <m:r>
-                          <m:rPr>
-                            <m:sty m:val="bi"/>
-                          </m:rPr>
                           <w:rPr>
                             <w:rFonts w:ascii="Cambria Math"/>
                             <w:sz w:val="24"/>
@@ -3573,9 +3378,6 @@
                       </m:e>
                       <m:sub>
                         <m:r>
-                          <m:rPr>
-                            <m:sty m:val="bi"/>
-                          </m:rPr>
                           <w:rPr>
                             <w:rFonts w:ascii="Cambria Math"/>
                             <w:sz w:val="24"/>
@@ -3592,9 +3394,6 @@
           </m:e>
           <m:sup>
             <m:r>
-              <m:rPr>
-                <m:sty m:val="bi"/>
-              </m:rPr>
               <w:rPr>
                 <w:rFonts w:ascii="Cambria Math"/>
                 <w:sz w:val="24"/>
@@ -3680,9 +3479,6 @@
           </m:accPr>
           <m:e>
             <m:r>
-              <m:rPr>
-                <m:sty m:val="bi"/>
-              </m:rPr>
               <w:rPr>
                 <w:rFonts w:ascii="Cambria Math"/>
                 <w:sz w:val="24"/>
@@ -3693,9 +3489,6 @@
           </m:e>
         </m:acc>
         <m:r>
-          <m:rPr>
-            <m:sty m:val="bi"/>
-          </m:rPr>
           <w:rPr>
             <w:rFonts w:ascii="Cambria Math"/>
             <w:sz w:val="24"/>
@@ -3733,9 +3526,6 @@
               </m:naryPr>
               <m:sub>
                 <m:r>
-                  <m:rPr>
-                    <m:sty m:val="bi"/>
-                  </m:rPr>
                   <w:rPr>
                     <w:rFonts w:ascii="Cambria Math"/>
                     <w:sz w:val="24"/>
@@ -3746,9 +3536,6 @@
               </m:sub>
               <m:sup>
                 <m:r>
-                  <m:rPr>
-                    <m:sty m:val="bi"/>
-                  </m:rPr>
                   <w:rPr>
                     <w:rFonts w:ascii="Cambria Math"/>
                     <w:sz w:val="24"/>
@@ -3773,9 +3560,6 @@
                   </m:sSubPr>
                   <m:e>
                     <m:r>
-                      <m:rPr>
-                        <m:sty m:val="bi"/>
-                      </m:rPr>
                       <w:rPr>
                         <w:rFonts w:ascii="Cambria Math"/>
                         <w:sz w:val="24"/>
@@ -3786,9 +3570,6 @@
                   </m:e>
                   <m:sub>
                     <m:r>
-                      <m:rPr>
-                        <m:sty m:val="bi"/>
-                      </m:rPr>
                       <w:rPr>
                         <w:rFonts w:ascii="Cambria Math"/>
                         <w:sz w:val="24"/>
@@ -3803,9 +3584,6 @@
           </m:num>
           <m:den>
             <m:r>
-              <m:rPr>
-                <m:sty m:val="bi"/>
-              </m:rPr>
               <w:rPr>
                 <w:rFonts w:ascii="Cambria Math"/>
                 <w:sz w:val="24"/>
@@ -3917,9 +3695,6 @@
           </m:sSubPr>
           <m:e>
             <m:r>
-              <m:rPr>
-                <m:sty m:val="bi"/>
-              </m:rPr>
               <w:rPr>
                 <w:rFonts w:ascii="Cambria Math"/>
                 <w:sz w:val="24"/>
@@ -3930,9 +3705,6 @@
           </m:e>
           <m:sub>
             <m:r>
-              <m:rPr>
-                <m:sty m:val="bi"/>
-              </m:rPr>
               <w:rPr>
                 <w:rFonts w:ascii="Cambria Math"/>
                 <w:sz w:val="24"/>
@@ -3943,9 +3715,6 @@
           </m:sub>
         </m:sSub>
         <m:r>
-          <m:rPr>
-            <m:sty m:val="bi"/>
-          </m:rPr>
           <w:rPr>
             <w:rFonts w:ascii="Cambria Math"/>
             <w:sz w:val="24"/>
@@ -3999,9 +3768,6 @@
                   </m:naryPr>
                   <m:sub>
                     <m:r>
-                      <m:rPr>
-                        <m:sty m:val="bi"/>
-                      </m:rPr>
                       <w:rPr>
                         <w:rFonts w:ascii="Cambria Math"/>
                         <w:sz w:val="24"/>
@@ -4012,9 +3778,6 @@
                   </m:sub>
                   <m:sup>
                     <m:r>
-                      <m:rPr>
-                        <m:sty m:val="bi"/>
-                      </m:rPr>
                       <w:rPr>
                         <w:rFonts w:ascii="Cambria Math"/>
                         <w:sz w:val="24"/>
@@ -4039,9 +3802,6 @@
                       </m:sSubPr>
                       <m:e>
                         <m:r>
-                          <m:rPr>
-                            <m:sty m:val="bi"/>
-                          </m:rPr>
                           <w:rPr>
                             <w:rFonts w:ascii="Cambria Math"/>
                             <w:sz w:val="24"/>
@@ -4052,9 +3812,6 @@
                       </m:e>
                       <m:sub>
                         <m:r>
-                          <m:rPr>
-                            <m:sty m:val="bi"/>
-                          </m:rPr>
                           <w:rPr>
                             <w:rFonts w:ascii="Cambria Math"/>
                             <w:sz w:val="24"/>
@@ -4065,9 +3822,6 @@
                       </m:sub>
                     </m:sSub>
                     <m:r>
-                      <m:rPr>
-                        <m:sty m:val="bi"/>
-                      </m:rPr>
                       <w:rPr>
                         <w:rFonts w:ascii="Cambria Math"/>
                         <w:sz w:val="24"/>
@@ -4091,9 +3845,6 @@
                       </m:accPr>
                       <m:e>
                         <m:r>
-                          <m:rPr>
-                            <m:sty m:val="bi"/>
-                          </m:rPr>
                           <w:rPr>
                             <w:rFonts w:ascii="Cambria Math" w:hAnsi="Cambria Math"/>
                             <w:sz w:val="24"/>
@@ -4104,9 +3855,6 @@
                       </m:e>
                     </m:acc>
                     <m:r>
-                      <m:rPr>
-                        <m:sty m:val="bi"/>
-                      </m:rPr>
                       <w:rPr>
                         <w:rFonts w:ascii="Cambria Math" w:hAnsi="Cambria Math"/>
                         <w:sz w:val="24"/>
@@ -4119,9 +3867,6 @@
               </m:num>
               <m:den>
                 <m:r>
-                  <m:rPr>
-                    <m:sty m:val="bi"/>
-                  </m:rPr>
                   <w:rPr>
                     <w:rFonts w:ascii="Cambria Math"/>
                     <w:sz w:val="24"/>
@@ -4130,9 +3875,6 @@
                   <m:t>n</m:t>
                 </m:r>
                 <m:r>
-                  <m:rPr>
-                    <m:sty m:val="bi"/>
-                  </m:rPr>
                   <w:rPr>
                     <w:rFonts w:ascii="Cambria Math"/>
                     <w:sz w:val="24"/>
@@ -4141,9 +3883,6 @@
                   <m:t>-</m:t>
                 </m:r>
                 <m:r>
-                  <m:rPr>
-                    <m:sty m:val="bi"/>
-                  </m:rPr>
                   <w:rPr>
                     <w:rFonts w:ascii="Cambria Math"/>
                     <w:sz w:val="24"/>
@@ -4181,7 +3920,16 @@
           <w:sz w:val="24"/>
           <w:szCs w:val="24"/>
         </w:rPr>
-        <w:t xml:space="preserve"> DESVIO PADRÃO</w:t>
+        <w:t xml:space="preserve"> </w:t>
+      </w:r>
+      <w:r>
+        <w:rPr>
+          <w:b w:val="0"/>
+          <w:bCs w:val="0"/>
+          <w:sz w:val="24"/>
+          <w:szCs w:val="24"/>
+        </w:rPr>
+        <w:t>DESVIO PADRÃO</w:t>
       </w:r>
       <w:r>
         <w:rPr>
